--- a/docs/patent/docx/专利6_数字分身智能延迟应答方法.docx
+++ b/docs/patent/docx/专利6_数字分身智能延迟应答方法.docx
@@ -163,7 +163,7 @@
                 <w:b w:val="0"/>
                 <w:sz w:val="19"/>
               </w:rPr>
-              <w:t>Chengyue5211</w:t>
+              <w:t>程跃</w:t>
             </w:r>
           </w:p>
         </w:tc>
@@ -199,7 +199,7 @@
                 <w:b w:val="0"/>
                 <w:sz w:val="19"/>
               </w:rPr>
-              <w:t>Chengyue5211</w:t>
+              <w:t>跃创三品文化科技有限公司</w:t>
             </w:r>
           </w:p>
         </w:tc>
@@ -2320,7 +2320,7 @@
           <w:b w:val="0"/>
           <w:sz w:val="21"/>
         </w:rPr>
-        <w:t>发明人：Chengyue5211 | 日期：2026年03月14日</w:t>
+        <w:t>发明人：程跃（跃创三品文化科技有限公司） | 日期：2026年03月14日</w:t>
       </w:r>
     </w:p>
     <w:p>

--- a/docs/patent/docx/专利6_数字分身智能延迟应答方法.docx
+++ b/docs/patent/docx/专利6_数字分身智能延迟应答方法.docx
@@ -1591,7 +1591,53 @@
           <w:color w:val="1F497D"/>
           <w:sz w:val="28"/>
         </w:rPr>
-        <w:t>四、权利要求书</w:t>
+        <w:t>四、摘要</w:t>
+      </w:r>
+    </w:p>
+    <w:p>
+      <w:pPr>
+        <w:spacing w:before="0" w:after="60"/>
+        <w:ind w:left="0"/>
+      </w:pPr>
+      <w:r>
+        <w:rPr>
+          <w:rFonts w:eastAsia="微软雅黑"/>
+          <w:rFonts w:ascii="微软雅黑" w:hAnsi="微软雅黑"/>
+          <w:b w:val="0"/>
+          <w:sz w:val="21"/>
+        </w:rPr>
+        <w:t>本发明公开了一种基于用户在线状态的数字分身智能延迟应答方法。该方法将分身主人的实时状态分为"离线"、"在线但空闲"和"正在对话"三档，分别对应"立即回复"、"延迟N秒后条件回复"和"完全静默"三种分身行为策略。系统通过WebSocket连接状态判断在线状态，通过查询时间窗口内的真人消息记录区分空闲和对话状态；延迟应答机制在等待后重新检查用户是否已自行回复，避免双重回复；每次自动回复后通过私密频道和实时推送告知分身主人代为回复的内容，保持信息透明；行为约束规则确保分身只传话不拍板，维护用户社交自主权。适用于AI代理社交通信、智能助理代理场景。</w:t>
+      </w:r>
+    </w:p>
+    <w:p>
+      <w:pPr>
+        <w:spacing w:before="80" w:after="80"/>
+      </w:pPr>
+      <w:r>
+        <w:rPr>
+          <w:rFonts w:eastAsia="微软雅黑"/>
+          <w:rFonts w:ascii="微软雅黑" w:hAnsi="微软雅黑"/>
+          <w:b w:val="0"/>
+          <w:color w:val="B4B4B4"/>
+          <w:sz w:val="18"/>
+        </w:rPr>
+        <w:t>――――――――――――――――――――――――――――――</w:t>
+      </w:r>
+    </w:p>
+    <w:p>
+      <w:pPr>
+        <w:spacing w:before="200" w:after="120"/>
+        <w:ind w:left="0"/>
+      </w:pPr>
+      <w:r>
+        <w:rPr>
+          <w:rFonts w:eastAsia="微软雅黑"/>
+          <w:rFonts w:ascii="微软雅黑" w:hAnsi="微软雅黑"/>
+          <w:b/>
+          <w:color w:val="1F497D"/>
+          <w:sz w:val="28"/>
+        </w:rPr>
+        <w:t>五、权利要求书</w:t>
       </w:r>
     </w:p>
     <w:p>
@@ -1697,7 +1743,7 @@
           <w:color w:val="1F497D"/>
           <w:sz w:val="28"/>
         </w:rPr>
-        <w:t>五、在先技术对比</w:t>
+        <w:t>六、在先技术对比</w:t>
       </w:r>
     </w:p>
     <w:tbl>
@@ -1971,7 +2017,7 @@
           <w:color w:val="1F497D"/>
           <w:sz w:val="28"/>
         </w:rPr>
-        <w:t>六、确权证据</w:t>
+        <w:t>七、确权证据</w:t>
       </w:r>
     </w:p>
     <w:tbl>
@@ -2230,7 +2276,7 @@
           <w:color w:val="1F497D"/>
           <w:sz w:val="28"/>
         </w:rPr>
-        <w:t>七、附件说明</w:t>
+        <w:t>八、附件说明</w:t>
       </w:r>
     </w:p>
     <w:p>

--- a/docs/patent/docx/专利6_数字分身智能延迟应答方法.docx
+++ b/docs/patent/docx/专利6_数字分身智能延迟应答方法.docx
@@ -1591,7 +1591,222 @@
           <w:color w:val="1F497D"/>
           <w:sz w:val="28"/>
         </w:rPr>
-        <w:t>四、摘要</w:t>
+        <w:t>四、附图说明</w:t>
+      </w:r>
+    </w:p>
+    <w:p>
+      <w:pPr>
+        <w:spacing w:before="0" w:after="60"/>
+        <w:ind w:left="0"/>
+      </w:pPr>
+      <w:r>
+        <w:rPr>
+          <w:rFonts w:eastAsia="微软雅黑"/>
+          <w:rFonts w:ascii="微软雅黑" w:hAnsi="微软雅黑"/>
+          <w:b w:val="0"/>
+          <w:sz w:val="21"/>
+        </w:rPr>
+        <w:t>附图1为用户在线状态三档检测逻辑流程图，以"WebSocket连接是否活跃"和"时间窗口内是否有真人消息"两级判断为节点，指向 Tier1（立即回复）、Tier2（延迟等待）、Tier3（完全静默）三条处理路径。</w:t>
+      </w:r>
+    </w:p>
+    <w:p>
+      <w:pPr>
+        <w:spacing w:before="0" w:after="60"/>
+        <w:ind w:left="0"/>
+      </w:pPr>
+      <w:r>
+        <w:rPr>
+          <w:rFonts w:eastAsia="微软雅黑"/>
+          <w:rFonts w:ascii="微软雅黑" w:hAnsi="微软雅黑"/>
+          <w:b w:val="0"/>
+          <w:sz w:val="21"/>
+        </w:rPr>
+        <w:t>附图2为延迟应答机制时序图，横轴为时间轴，展示好友发送消息→创建异步延迟任务→等待 N 秒→重新检查用户是否已回复→条件触发分身回复的完整时序关系。</w:t>
+      </w:r>
+    </w:p>
+    <w:p>
+      <w:pPr>
+        <w:spacing w:before="0" w:after="60"/>
+        <w:ind w:left="0"/>
+      </w:pPr>
+      <w:r>
+        <w:rPr>
+          <w:rFonts w:eastAsia="微软雅黑"/>
+          <w:rFonts w:ascii="微软雅黑" w:hAnsi="微软雅黑"/>
+          <w:b w:val="0"/>
+          <w:sz w:val="21"/>
+        </w:rPr>
+        <w:t>附图3为主人通知机制流程图，展示分身完成自动回复后，向私密对话写入通知消息、通过 WebSocket 推送 twin_notification 事件、更新未读计数的三步通知流程。</w:t>
+      </w:r>
+    </w:p>
+    <w:p>
+      <w:pPr>
+        <w:spacing w:before="0" w:after="60"/>
+        <w:ind w:left="0"/>
+      </w:pPr>
+      <w:r>
+        <w:rPr>
+          <w:rFonts w:eastAsia="微软雅黑"/>
+          <w:rFonts w:ascii="微软雅黑" w:hAnsi="微软雅黑"/>
+          <w:b w:val="0"/>
+          <w:sz w:val="21"/>
+        </w:rPr>
+        <w:t>（以上附图由专利代理人依据说明书内容绘制。）</w:t>
+      </w:r>
+    </w:p>
+    <w:p>
+      <w:pPr>
+        <w:spacing w:before="80" w:after="80"/>
+      </w:pPr>
+      <w:r>
+        <w:rPr>
+          <w:rFonts w:eastAsia="微软雅黑"/>
+          <w:rFonts w:ascii="微软雅黑" w:hAnsi="微软雅黑"/>
+          <w:b w:val="0"/>
+          <w:color w:val="B4B4B4"/>
+          <w:sz w:val="18"/>
+        </w:rPr>
+        <w:t>――――――――――――――――――――――――――――――</w:t>
+      </w:r>
+    </w:p>
+    <w:p>
+      <w:pPr>
+        <w:spacing w:before="200" w:after="120"/>
+        <w:ind w:left="0"/>
+      </w:pPr>
+      <w:r>
+        <w:rPr>
+          <w:rFonts w:eastAsia="微软雅黑"/>
+          <w:rFonts w:ascii="微软雅黑" w:hAnsi="微软雅黑"/>
+          <w:b/>
+          <w:color w:val="1F497D"/>
+          <w:sz w:val="28"/>
+        </w:rPr>
+        <w:t>五、具体实施方式</w:t>
+      </w:r>
+    </w:p>
+    <w:p>
+      <w:pPr>
+        <w:spacing w:before="160" w:after="80"/>
+        <w:ind w:left="0"/>
+      </w:pPr>
+      <w:r>
+        <w:rPr>
+          <w:rFonts w:eastAsia="微软雅黑"/>
+          <w:rFonts w:ascii="微软雅黑" w:hAnsi="微软雅黑"/>
+          <w:b/>
+          <w:color w:val="365F91"/>
+          <w:sz w:val="24"/>
+        </w:rPr>
+        <w:t>实施例一：用户离线场景（Tier 1）——立即回复</w:t>
+      </w:r>
+    </w:p>
+    <w:p>
+      <w:pPr>
+        <w:spacing w:before="0" w:after="60"/>
+        <w:ind w:left="0"/>
+      </w:pPr>
+      <w:r>
+        <w:rPr>
+          <w:rFonts w:eastAsia="微软雅黑"/>
+          <w:rFonts w:ascii="微软雅黑" w:hAnsi="微软雅黑"/>
+          <w:b w:val="0"/>
+          <w:sz w:val="21"/>
+        </w:rPr>
+        <w:t>用户甲无活跃 WebSocket 连接，好友乙发送消息"你在吗"。系统查询连接管理器，is_online(甲)=false，直接调用分身回复引擎，读取甲的 personality_profile，生成符合甲风格的回复"在的！怎么了～"，以 sender_mode="twin"、ai_generated=true 发送给乙，并在甲与分身的私密频道中存储通知记录。响应时间约 1-2 秒，无延迟等待。</w:t>
+      </w:r>
+    </w:p>
+    <w:p>
+      <w:pPr>
+        <w:spacing w:before="160" w:after="80"/>
+        <w:ind w:left="0"/>
+      </w:pPr>
+      <w:r>
+        <w:rPr>
+          <w:rFonts w:eastAsia="微软雅黑"/>
+          <w:rFonts w:ascii="微软雅黑" w:hAnsi="微软雅黑"/>
+          <w:b/>
+          <w:color w:val="365F91"/>
+          <w:sz w:val="24"/>
+        </w:rPr>
+        <w:t>实施例二：用户在线但空闲场景（Tier 2）——延迟 30 秒后条件回复</w:t>
+      </w:r>
+    </w:p>
+    <w:p>
+      <w:pPr>
+        <w:spacing w:before="0" w:after="60"/>
+        <w:ind w:left="0"/>
+      </w:pPr>
+      <w:r>
+        <w:rPr>
+          <w:rFonts w:eastAsia="微软雅黑"/>
+          <w:rFonts w:ascii="微软雅黑" w:hAnsi="微软雅黑"/>
+          <w:b w:val="0"/>
+          <w:sz w:val="21"/>
+        </w:rPr>
+        <w:t>甲在线，乙发送消息"下午有空打球吗"。系统检测 is_online(甲)=true，查询近 35 秒内甲向乙发送真人消息数=0（空闲状态），创建异步延迟任务等待 30 秒。30 秒后重查：甲仍未回复，分身生成"甲今天下午可能有事，我帮他问问，稍后回你"并发送，同时推送 twin_notification 给甲。</w:t>
+      </w:r>
+    </w:p>
+    <w:p>
+      <w:pPr>
+        <w:spacing w:before="160" w:after="80"/>
+        <w:ind w:left="0"/>
+      </w:pPr>
+      <w:r>
+        <w:rPr>
+          <w:rFonts w:eastAsia="微软雅黑"/>
+          <w:rFonts w:ascii="微软雅黑" w:hAnsi="微软雅黑"/>
+          <w:b/>
+          <w:color w:val="365F91"/>
+          <w:sz w:val="24"/>
+        </w:rPr>
+        <w:t>实施例三：用户正在对话场景（Tier 3）——完全静默</w:t>
+      </w:r>
+    </w:p>
+    <w:p>
+      <w:pPr>
+        <w:spacing w:before="0" w:after="60"/>
+        <w:ind w:left="0"/>
+      </w:pPr>
+      <w:r>
+        <w:rPr>
+          <w:rFonts w:eastAsia="微软雅黑"/>
+          <w:rFonts w:ascii="微软雅黑" w:hAnsi="微软雅黑"/>
+          <w:b w:val="0"/>
+          <w:sz w:val="21"/>
+        </w:rPr>
+        <w:t>甲与乙活跃对话中（近 35 秒内甲已向乙发送 3 条真人消息），乙再发"哈哈对对对"，系统检测 recent_real_count=3 &gt; 0，判定为 Tier 3，分身完全静默，不生成任何回复，避免双重回复。</w:t>
+      </w:r>
+    </w:p>
+    <w:p>
+      <w:pPr>
+        <w:spacing w:before="80" w:after="80"/>
+      </w:pPr>
+      <w:r>
+        <w:rPr>
+          <w:rFonts w:eastAsia="微软雅黑"/>
+          <w:rFonts w:ascii="微软雅黑" w:hAnsi="微软雅黑"/>
+          <w:b w:val="0"/>
+          <w:color w:val="B4B4B4"/>
+          <w:sz w:val="18"/>
+        </w:rPr>
+        <w:t>――――――――――――――――――――――――――――――</w:t>
+      </w:r>
+    </w:p>
+    <w:p>
+      <w:pPr>
+        <w:spacing w:before="200" w:after="120"/>
+        <w:ind w:left="0"/>
+      </w:pPr>
+      <w:r>
+        <w:rPr>
+          <w:rFonts w:eastAsia="微软雅黑"/>
+          <w:rFonts w:ascii="微软雅黑" w:hAnsi="微软雅黑"/>
+          <w:b/>
+          <w:color w:val="1F497D"/>
+          <w:sz w:val="28"/>
+        </w:rPr>
+        <w:t>六、摘要</w:t>
       </w:r>
     </w:p>
     <w:p>
@@ -1637,7 +1852,7 @@
           <w:color w:val="1F497D"/>
           <w:sz w:val="28"/>
         </w:rPr>
-        <w:t>五、权利要求书</w:t>
+        <w:t>七、权利要求书</w:t>
       </w:r>
     </w:p>
     <w:p>
@@ -1743,7 +1958,7 @@
           <w:color w:val="1F497D"/>
           <w:sz w:val="28"/>
         </w:rPr>
-        <w:t>六、在先技术对比</w:t>
+        <w:t>八、在先技术对比</w:t>
       </w:r>
     </w:p>
     <w:tbl>
@@ -2017,7 +2232,7 @@
           <w:color w:val="1F497D"/>
           <w:sz w:val="28"/>
         </w:rPr>
-        <w:t>七、确权证据</w:t>
+        <w:t>九、确权证据</w:t>
       </w:r>
     </w:p>
     <w:tbl>
@@ -2276,7 +2491,7 @@
           <w:color w:val="1F497D"/>
           <w:sz w:val="28"/>
         </w:rPr>
-        <w:t>八、附件说明</w:t>
+        <w:t>十、附件说明</w:t>
       </w:r>
     </w:p>
     <w:p>
